--- a/docs/Math_Overview_97%_RTP.docx
+++ b/docs/Math_Overview_97%_RTP.docx
@@ -529,7 +529,7 @@
                 <w:sz w:val="20"/>
                 <w:szCs w:val="20"/>
               </w:rPr>
-              <w:t xml:space="preserve">Big_Bad_Wolf_Saloon_Math_Model_97%_RTP.xlsx</w:t>
+              <w:t xml:space="preserve">Math_Model_97%_RTP.xlsx</w:t>
             </w:r>
           </w:p>
         </w:tc>
@@ -3531,7 +3531,7 @@
                 <w:sz w:val="20"/>
                 <w:szCs w:val="20"/>
               </w:rPr>
-              <w:t xml:space="preserve">Big_Bad_Wolf_Saloon_Math_Model_97%_RTP.xlsx</w:t>
+              <w:t xml:space="preserve">Math_Model_97%_RTP.xlsx</w:t>
             </w:r>
           </w:p>
         </w:tc>
@@ -3600,7 +3600,7 @@
                 <w:sz w:val="20"/>
                 <w:szCs w:val="20"/>
               </w:rPr>
-              <w:t xml:space="preserve">Big_Bad_Wolf_Saloon_Math_Overview_97%_RTP.docx</w:t>
+              <w:t xml:space="preserve">Math_Overview_97%_RTP.docx</w:t>
             </w:r>
           </w:p>
         </w:tc>
